--- a/03_Safety_AI_and_Practical_Controls/TAS2O_Photo_Video_Portfolio_Consent_Form.docx
+++ b/03_Safety_AI_and_Practical_Controls/TAS2O_Photo_Video_Portfolio_Consent_Form.docx
@@ -402,7 +402,7 @@
           </w:tcPr>
           <w:p>
             <w:r>
-              <w:t>CAD screenshots, circuit simulation screenshots, AI use log screenshots, LMS screenshots</w:t>
+              <w:t>CAD screenshots, circuit simulation screenshots, use of approved AI tools log screenshots, LMS screenshots</w:t>
             </w:r>
           </w:p>
         </w:tc>
@@ -437,7 +437,7 @@
           </w:tcPr>
           <w:p>
             <w:r>
-              <w:t>Design brief, testing data, AI use log, final portfolio, slide deck</w:t>
+              <w:t>Design brief, testing data, use of approved AI tools log, final portfolio, slide deck</w:t>
             </w:r>
           </w:p>
         </w:tc>
@@ -1461,7 +1461,7 @@
           </w:tcPr>
           <w:p>
             <w:r>
-              <w:t>Teacher may review AI use logs as academic integrity and learning evidence.</w:t>
+              <w:t>Teacher may review use of approved AI tools logs as academic integrity and learning evidence.</w:t>
             </w:r>
           </w:p>
         </w:tc>
